--- a/MultiThreading/Java Multithreading.docx
+++ b/MultiThreading/Java Multithreading.docx
@@ -5399,6 +5399,7 @@
     <w:p>
       <w:pPr>
         <w:numPr>
+          <w:ilvl w:val="0"/>
           <w:numId w:val="0"/>
         </w:numPr>
         <w:tabs>
@@ -5472,6 +5473,7 @@
     <w:p>
       <w:pPr>
         <w:numPr>
+          <w:ilvl w:val="0"/>
           <w:numId w:val="0"/>
         </w:numPr>
         <w:tabs>
@@ -5487,6 +5489,7 @@
     <w:p>
       <w:pPr>
         <w:numPr>
+          <w:ilvl w:val="0"/>
           <w:numId w:val="0"/>
         </w:numPr>
         <w:tabs>
@@ -5502,6 +5505,7 @@
     <w:p>
       <w:pPr>
         <w:numPr>
+          <w:ilvl w:val="0"/>
           <w:numId w:val="0"/>
         </w:numPr>
         <w:tabs>
@@ -5722,15 +5726,6 @@
       </w:pPr>
     </w:p>
     <w:p>
-      <w:pPr>
-        <w:rPr>
-          <w:rFonts w:hint="default" w:ascii="Arial" w:hAnsi="Arial"/>
-          <w:b/>
-          <w:bCs/>
-          <w:color w:val="FF0000"/>
-          <w:lang w:val="en-US"/>
-        </w:rPr>
-      </w:pPr>
       <w:r>
         <w:drawing>
           <wp:inline distT="0" distB="0" distL="114300" distR="114300">
@@ -5774,6 +5769,109 @@
           </wp:inline>
         </w:drawing>
       </w:r>
+      <w:bookmarkStart w:id="0" w:name="_GoBack"/>
+      <w:bookmarkEnd w:id="0"/>
+    </w:p>
+    <w:p/>
+    <w:p>
+      <w:r>
+        <w:drawing>
+          <wp:inline distT="0" distB="0" distL="114300" distR="114300">
+            <wp:extent cx="5273040" cy="3006725"/>
+            <wp:effectExtent l="0" t="0" r="0" b="10795"/>
+            <wp:docPr id="15" name="Picture 1"/>
+            <wp:cNvGraphicFramePr>
+              <a:graphicFrameLocks xmlns:a="http://schemas.openxmlformats.org/drawingml/2006/main" noChangeAspect="1"/>
+            </wp:cNvGraphicFramePr>
+            <a:graphic xmlns:a="http://schemas.openxmlformats.org/drawingml/2006/main">
+              <a:graphicData uri="http://schemas.openxmlformats.org/drawingml/2006/picture">
+                <pic:pic xmlns:pic="http://schemas.openxmlformats.org/drawingml/2006/picture">
+                  <pic:nvPicPr>
+                    <pic:cNvPr id="15" name="Picture 1"/>
+                    <pic:cNvPicPr>
+                      <a:picLocks noChangeAspect="1"/>
+                    </pic:cNvPicPr>
+                  </pic:nvPicPr>
+                  <pic:blipFill>
+                    <a:blip r:embed="rId16"/>
+                    <a:stretch>
+                      <a:fillRect/>
+                    </a:stretch>
+                  </pic:blipFill>
+                  <pic:spPr>
+                    <a:xfrm>
+                      <a:off x="0" y="0"/>
+                      <a:ext cx="5273040" cy="3006725"/>
+                    </a:xfrm>
+                    <a:prstGeom prst="rect">
+                      <a:avLst/>
+                    </a:prstGeom>
+                    <a:noFill/>
+                    <a:ln>
+                      <a:noFill/>
+                    </a:ln>
+                  </pic:spPr>
+                </pic:pic>
+              </a:graphicData>
+            </a:graphic>
+          </wp:inline>
+        </w:drawing>
+      </w:r>
+    </w:p>
+    <w:p/>
+    <w:p>
+      <w:r>
+        <w:drawing>
+          <wp:inline distT="0" distB="0" distL="114300" distR="114300">
+            <wp:extent cx="4981575" cy="3971925"/>
+            <wp:effectExtent l="0" t="0" r="1905" b="5715"/>
+            <wp:docPr id="16" name="Picture 2"/>
+            <wp:cNvGraphicFramePr>
+              <a:graphicFrameLocks xmlns:a="http://schemas.openxmlformats.org/drawingml/2006/main" noChangeAspect="1"/>
+            </wp:cNvGraphicFramePr>
+            <a:graphic xmlns:a="http://schemas.openxmlformats.org/drawingml/2006/main">
+              <a:graphicData uri="http://schemas.openxmlformats.org/drawingml/2006/picture">
+                <pic:pic xmlns:pic="http://schemas.openxmlformats.org/drawingml/2006/picture">
+                  <pic:nvPicPr>
+                    <pic:cNvPr id="16" name="Picture 2"/>
+                    <pic:cNvPicPr>
+                      <a:picLocks noChangeAspect="1"/>
+                    </pic:cNvPicPr>
+                  </pic:nvPicPr>
+                  <pic:blipFill>
+                    <a:blip r:embed="rId17"/>
+                    <a:stretch>
+                      <a:fillRect/>
+                    </a:stretch>
+                  </pic:blipFill>
+                  <pic:spPr>
+                    <a:xfrm>
+                      <a:off x="0" y="0"/>
+                      <a:ext cx="4981575" cy="3971925"/>
+                    </a:xfrm>
+                    <a:prstGeom prst="rect">
+                      <a:avLst/>
+                    </a:prstGeom>
+                    <a:noFill/>
+                    <a:ln>
+                      <a:noFill/>
+                    </a:ln>
+                  </pic:spPr>
+                </pic:pic>
+              </a:graphicData>
+            </a:graphic>
+          </wp:inline>
+        </w:drawing>
+      </w:r>
+    </w:p>
+    <w:p/>
+    <w:p>
+      <w:pPr>
+        <w:rPr>
+          <w:rFonts w:hint="default"/>
+          <w:lang w:val="en-US"/>
+        </w:rPr>
+      </w:pPr>
     </w:p>
     <w:p>
       <w:pPr>
@@ -6184,7 +6282,7 @@
                     </pic:cNvPicPr>
                   </pic:nvPicPr>
                   <pic:blipFill>
-                    <a:blip r:embed="rId16"/>
+                    <a:blip r:embed="rId18"/>
                     <a:stretch>
                       <a:fillRect/>
                     </a:stretch>
@@ -6237,7 +6335,7 @@
                     </pic:cNvPicPr>
                   </pic:nvPicPr>
                   <pic:blipFill>
-                    <a:blip r:embed="rId17"/>
+                    <a:blip r:embed="rId19"/>
                     <a:stretch>
                       <a:fillRect/>
                     </a:stretch>
@@ -6463,7 +6561,7 @@
           <w:color w:val="FF0000"/>
           <w:lang w:val="en-US"/>
         </w:rPr>
-        <w:t>13</w:t>
+        <w:t>14</w:t>
       </w:r>
     </w:p>
     <w:p>
@@ -6641,7 +6739,7 @@
                     </pic:cNvPicPr>
                   </pic:nvPicPr>
                   <pic:blipFill>
-                    <a:blip r:embed="rId18"/>
+                    <a:blip r:embed="rId20"/>
                     <a:stretch>
                       <a:fillRect/>
                     </a:stretch>
@@ -6665,28 +6763,1477 @@
           </wp:inline>
         </w:drawing>
       </w:r>
-      <w:bookmarkStart w:id="0" w:name="_GoBack"/>
-      <w:bookmarkEnd w:id="0"/>
-    </w:p>
-    <w:p>
-      <w:pPr>
-        <w:rPr>
-          <w:rFonts w:hint="default" w:ascii="Arial" w:hAnsi="Arial" w:cs="Arial"/>
-          <w:b/>
-          <w:bCs/>
-          <w:color w:val="000000" w:themeColor="text1"/>
-          <w:sz w:val="20"/>
-          <w:szCs w:val="20"/>
-          <w:lang w:val="en-US"/>
-        </w:rPr>
-      </w:pPr>
-    </w:p>
-    <w:p>
-      <w:pPr>
-        <w:rPr>
-          <w:rFonts w:hint="default" w:ascii="Arial" w:hAnsi="Arial" w:cs="Arial"/>
-          <w:b/>
-          <w:bCs/>
+    </w:p>
+    <w:p>
+      <w:pPr>
+        <w:rPr>
+          <w:rFonts w:hint="default" w:ascii="Arial" w:hAnsi="Arial" w:cs="Arial"/>
+          <w:b/>
+          <w:bCs/>
+          <w:color w:val="000000" w:themeColor="text1"/>
+          <w:sz w:val="20"/>
+          <w:szCs w:val="20"/>
+          <w:lang w:val="en-US"/>
+        </w:rPr>
+      </w:pPr>
+    </w:p>
+    <w:p>
+      <w:pPr>
+        <w:rPr>
+          <w:rFonts w:hint="default" w:ascii="Arial" w:hAnsi="Arial" w:cs="Arial"/>
+          <w:b/>
+          <w:bCs/>
+          <w:lang w:val="en-US"/>
+        </w:rPr>
+      </w:pPr>
+    </w:p>
+    <w:p>
+      <w:pPr>
+        <w:rPr>
+          <w:rFonts w:hint="default" w:ascii="Arial" w:hAnsi="Arial" w:cs="Arial"/>
+          <w:b/>
+          <w:bCs/>
+          <w:lang w:val="en-US"/>
+        </w:rPr>
+      </w:pPr>
+    </w:p>
+    <w:p>
+      <w:pPr>
+        <w:rPr>
+          <w:rFonts w:hint="default" w:ascii="Arial" w:hAnsi="Arial" w:cs="Arial"/>
+          <w:b/>
+          <w:bCs/>
+          <w:color w:val="000000" w:themeColor="text1"/>
+          <w:sz w:val="24"/>
+          <w:szCs w:val="24"/>
+          <w:lang w:val="en-US"/>
+        </w:rPr>
+      </w:pPr>
+      <w:r>
+        <w:rPr>
+          <w:rFonts w:hint="default" w:ascii="Arial" w:hAnsi="Arial" w:cs="Arial"/>
+          <w:b/>
+          <w:bCs/>
+          <w:color w:val="000000" w:themeColor="text1"/>
+          <w:sz w:val="24"/>
+          <w:szCs w:val="24"/>
+          <w:lang w:val="en-US"/>
+        </w:rPr>
+        <w:t xml:space="preserve">LAMBDA EXPRESSION (ANONYMOUS FUNCTION): </w:t>
+      </w:r>
+    </w:p>
+    <w:p>
+      <w:pPr>
+        <w:rPr>
+          <w:rFonts w:hint="default" w:ascii="Arial" w:hAnsi="Arial" w:cs="Arial"/>
+          <w:b/>
+          <w:bCs/>
+          <w:color w:val="000000" w:themeColor="text1"/>
+          <w:sz w:val="24"/>
+          <w:szCs w:val="24"/>
+          <w:lang w:val="en-US"/>
+        </w:rPr>
+      </w:pPr>
+    </w:p>
+    <w:p>
+      <w:pPr>
+        <w:rPr>
+          <w:rFonts w:hint="default" w:ascii="Arial" w:hAnsi="Arial" w:cs="Arial"/>
+          <w:b/>
+          <w:bCs/>
+          <w:color w:val="000000" w:themeColor="text1"/>
+          <w:sz w:val="20"/>
+          <w:szCs w:val="20"/>
+          <w:lang w:val="en-US"/>
+        </w:rPr>
+      </w:pPr>
+      <w:r>
+        <w:rPr>
+          <w:rFonts w:hint="default" w:ascii="Arial" w:hAnsi="Arial" w:cs="Arial"/>
+          <w:b/>
+          <w:bCs/>
+          <w:color w:val="000000" w:themeColor="text1"/>
+          <w:sz w:val="20"/>
+          <w:szCs w:val="20"/>
+          <w:lang w:val="en-US"/>
+        </w:rPr>
+        <w:t>Ex: convert normal function to anonymous</w:t>
+      </w:r>
+    </w:p>
+    <w:p>
+      <w:pPr>
+        <w:rPr>
+          <w:rFonts w:hint="default" w:ascii="Arial" w:hAnsi="Arial" w:cs="Arial"/>
+          <w:b/>
+          <w:bCs/>
+          <w:color w:val="000000" w:themeColor="text1"/>
+          <w:sz w:val="20"/>
+          <w:szCs w:val="20"/>
+          <w:lang w:val="en-US"/>
+        </w:rPr>
+      </w:pPr>
+    </w:p>
+    <w:p>
+      <w:pPr>
+        <w:rPr>
+          <w:rFonts w:hint="default" w:ascii="Arial" w:hAnsi="Arial" w:cs="Arial"/>
+          <w:b/>
+          <w:bCs/>
+          <w:color w:val="000000" w:themeColor="text1"/>
+          <w:sz w:val="20"/>
+          <w:szCs w:val="20"/>
+          <w:lang w:val="en-US"/>
+        </w:rPr>
+      </w:pPr>
+      <w:r>
+        <w:rPr>
+          <w:rFonts w:hint="default" w:ascii="Arial" w:hAnsi="Arial" w:cs="Arial"/>
+          <w:b/>
+          <w:bCs/>
+          <w:color w:val="000000" w:themeColor="text1"/>
+          <w:sz w:val="20"/>
+          <w:szCs w:val="20"/>
+          <w:lang w:val="en-US"/>
+        </w:rPr>
+        <w:t>public void run(){</w:t>
+      </w:r>
+    </w:p>
+    <w:p>
+      <w:pPr>
+        <w:rPr>
+          <w:rFonts w:hint="default" w:ascii="Arial" w:hAnsi="Arial" w:cs="Arial"/>
+          <w:b/>
+          <w:bCs/>
+          <w:color w:val="000000" w:themeColor="text1"/>
+          <w:sz w:val="20"/>
+          <w:szCs w:val="20"/>
+          <w:lang w:val="en-US"/>
+        </w:rPr>
+      </w:pPr>
+      <w:r>
+        <w:rPr>
+          <w:rFonts w:hint="default" w:ascii="Arial" w:hAnsi="Arial" w:cs="Arial"/>
+          <w:b/>
+          <w:bCs/>
+          <w:color w:val="000000" w:themeColor="text1"/>
+          <w:sz w:val="20"/>
+          <w:szCs w:val="20"/>
+          <w:lang w:val="en-US"/>
+        </w:rPr>
+        <w:t xml:space="preserve">      System.out.println(“Hello World!”)</w:t>
+      </w:r>
+    </w:p>
+    <w:p>
+      <w:pPr>
+        <w:rPr>
+          <w:rFonts w:hint="default" w:ascii="Arial" w:hAnsi="Arial" w:cs="Arial"/>
+          <w:b/>
+          <w:bCs/>
+          <w:color w:val="000000" w:themeColor="text1"/>
+          <w:sz w:val="20"/>
+          <w:szCs w:val="20"/>
+          <w:lang w:val="en-US"/>
+        </w:rPr>
+      </w:pPr>
+      <w:r>
+        <w:rPr>
+          <w:rFonts w:hint="default" w:ascii="Arial" w:hAnsi="Arial" w:cs="Arial"/>
+          <w:b/>
+          <w:bCs/>
+          <w:color w:val="000000" w:themeColor="text1"/>
+          <w:sz w:val="20"/>
+          <w:szCs w:val="20"/>
+          <w:lang w:val="en-US"/>
+        </w:rPr>
+        <w:t>}</w:t>
+      </w:r>
+    </w:p>
+    <w:p>
+      <w:pPr>
+        <w:rPr>
+          <w:rFonts w:hint="default" w:ascii="Arial" w:hAnsi="Arial" w:cs="Arial"/>
+          <w:b/>
+          <w:bCs/>
+          <w:color w:val="000000" w:themeColor="text1"/>
+          <w:sz w:val="20"/>
+          <w:szCs w:val="20"/>
+          <w:lang w:val="en-US"/>
+        </w:rPr>
+      </w:pPr>
+    </w:p>
+    <w:p>
+      <w:pPr>
+        <w:rPr>
+          <w:rFonts w:hint="default" w:ascii="Arial" w:hAnsi="Arial" w:cs="Arial"/>
+          <w:b/>
+          <w:bCs/>
+          <w:color w:val="000000" w:themeColor="text1"/>
+          <w:sz w:val="20"/>
+          <w:szCs w:val="20"/>
+          <w:lang w:val="en-US"/>
+        </w:rPr>
+      </w:pPr>
+      <w:r>
+        <w:rPr>
+          <w:rFonts w:hint="default" w:ascii="Arial" w:hAnsi="Arial" w:cs="Arial"/>
+          <w:b/>
+          <w:bCs/>
+          <w:color w:val="000000" w:themeColor="text1"/>
+          <w:sz w:val="20"/>
+          <w:szCs w:val="20"/>
+          <w:lang w:val="en-US"/>
+        </w:rPr>
+        <w:t>() -&gt; {</w:t>
+      </w:r>
+    </w:p>
+    <w:p>
+      <w:pPr>
+        <w:rPr>
+          <w:rFonts w:hint="default" w:ascii="Arial" w:hAnsi="Arial" w:cs="Arial"/>
+          <w:b/>
+          <w:bCs/>
+          <w:color w:val="000000" w:themeColor="text1"/>
+          <w:sz w:val="20"/>
+          <w:szCs w:val="20"/>
+          <w:lang w:val="en-US"/>
+        </w:rPr>
+      </w:pPr>
+      <w:r>
+        <w:rPr>
+          <w:rFonts w:hint="default" w:ascii="Arial" w:hAnsi="Arial" w:cs="Arial"/>
+          <w:b/>
+          <w:bCs/>
+          <w:color w:val="000000" w:themeColor="text1"/>
+          <w:sz w:val="20"/>
+          <w:szCs w:val="20"/>
+          <w:lang w:val="en-US"/>
+        </w:rPr>
+        <w:t xml:space="preserve">      System.out.println(“Hello World!”)</w:t>
+      </w:r>
+    </w:p>
+    <w:p>
+      <w:pPr>
+        <w:rPr>
+          <w:rFonts w:hint="default" w:ascii="Arial" w:hAnsi="Arial" w:cs="Arial"/>
+          <w:b/>
+          <w:bCs/>
+          <w:color w:val="000000" w:themeColor="text1"/>
+          <w:sz w:val="20"/>
+          <w:szCs w:val="20"/>
+          <w:lang w:val="en-US"/>
+        </w:rPr>
+      </w:pPr>
+      <w:r>
+        <w:rPr>
+          <w:rFonts w:hint="default" w:ascii="Arial" w:hAnsi="Arial" w:cs="Arial"/>
+          <w:b/>
+          <w:bCs/>
+          <w:color w:val="000000" w:themeColor="text1"/>
+          <w:sz w:val="20"/>
+          <w:szCs w:val="20"/>
+          <w:lang w:val="en-US"/>
+        </w:rPr>
+        <w:t>}</w:t>
+      </w:r>
+    </w:p>
+    <w:p>
+      <w:pPr>
+        <w:rPr>
+          <w:rFonts w:hint="default" w:ascii="Arial" w:hAnsi="Arial" w:cs="Arial"/>
+          <w:b/>
+          <w:bCs/>
+          <w:color w:val="000000" w:themeColor="text1"/>
+          <w:sz w:val="20"/>
+          <w:szCs w:val="20"/>
+          <w:lang w:val="en-US"/>
+        </w:rPr>
+      </w:pPr>
+    </w:p>
+    <w:p>
+      <w:pPr>
+        <w:rPr>
+          <w:rFonts w:hint="default" w:ascii="Arial" w:hAnsi="Arial" w:cs="Arial"/>
+          <w:b/>
+          <w:bCs/>
+          <w:lang w:val="en-US"/>
+        </w:rPr>
+      </w:pPr>
+    </w:p>
+    <w:p>
+      <w:pPr>
+        <w:rPr>
+          <w:rFonts w:hint="default" w:ascii="Arial" w:hAnsi="Arial"/>
+          <w:b/>
+          <w:bCs/>
+          <w:color w:val="FF0000"/>
+          <w:lang w:val="en-US"/>
+        </w:rPr>
+      </w:pPr>
+      <w:r>
+        <w:rPr>
+          <w:rFonts w:hint="default" w:ascii="Arial" w:hAnsi="Arial"/>
+          <w:b/>
+          <w:bCs/>
+          <w:lang w:val="en-US"/>
+        </w:rPr>
+        <w:t>Ex:</w:t>
+      </w:r>
+      <w:r>
+        <w:rPr>
+          <w:rFonts w:hint="default" w:ascii="Arial" w:hAnsi="Arial"/>
+          <w:b/>
+          <w:bCs/>
+          <w:color w:val="FF0000"/>
+          <w:lang w:val="en-US"/>
+        </w:rPr>
+        <w:t xml:space="preserve">  </w:t>
+      </w:r>
+      <w:r>
+        <w:rPr>
+          <w:rFonts w:hint="default" w:ascii="Arial" w:hAnsi="Arial"/>
+          <w:b/>
+          <w:bCs/>
+          <w:color w:val="FF0000"/>
+        </w:rPr>
+        <w:t>com/swapnil/multithreading/ex</w:t>
+      </w:r>
+      <w:r>
+        <w:rPr>
+          <w:rFonts w:hint="default" w:ascii="Arial" w:hAnsi="Arial"/>
+          <w:b/>
+          <w:bCs/>
+          <w:color w:val="FF0000"/>
+          <w:lang w:val="en-US"/>
+        </w:rPr>
+        <w:t>15</w:t>
+      </w:r>
+    </w:p>
+    <w:p>
+      <w:pPr>
+        <w:rPr>
+          <w:rFonts w:hint="default" w:ascii="Arial" w:hAnsi="Arial"/>
+          <w:b/>
+          <w:bCs/>
+          <w:color w:val="FF0000"/>
+          <w:lang w:val="en-US"/>
+        </w:rPr>
+      </w:pPr>
+    </w:p>
+    <w:p>
+      <w:pPr>
+        <w:rPr>
+          <w:rFonts w:hint="default" w:ascii="Arial" w:hAnsi="Arial"/>
+          <w:b/>
+          <w:bCs/>
+          <w:color w:val="FF0000"/>
+          <w:lang w:val="en-US"/>
+        </w:rPr>
+      </w:pPr>
+    </w:p>
+    <w:p>
+      <w:pPr>
+        <w:rPr>
+          <w:rFonts w:hint="default" w:ascii="Arial" w:hAnsi="Arial" w:cs="Arial"/>
+          <w:b/>
+          <w:bCs/>
+          <w:color w:val="000000" w:themeColor="text1"/>
+          <w:sz w:val="24"/>
+          <w:szCs w:val="24"/>
+          <w:lang w:val="en-US"/>
+        </w:rPr>
+      </w:pPr>
+      <w:r>
+        <w:rPr>
+          <w:rFonts w:hint="default" w:ascii="Arial" w:hAnsi="Arial" w:cs="Arial"/>
+          <w:b/>
+          <w:bCs/>
+          <w:color w:val="000000" w:themeColor="text1"/>
+          <w:sz w:val="24"/>
+          <w:szCs w:val="24"/>
+          <w:lang w:val="en-US"/>
+        </w:rPr>
+        <w:t>THREAD POOL:</w:t>
+      </w:r>
+    </w:p>
+    <w:p>
+      <w:pPr>
+        <w:rPr>
+          <w:rFonts w:hint="default" w:ascii="Arial" w:hAnsi="Arial" w:cs="Arial"/>
+          <w:b/>
+          <w:bCs/>
+          <w:color w:val="000000" w:themeColor="text1"/>
+          <w:sz w:val="20"/>
+          <w:szCs w:val="20"/>
+          <w:lang w:val="en-US"/>
+        </w:rPr>
+      </w:pPr>
+      <w:r>
+        <w:rPr>
+          <w:rFonts w:hint="default" w:ascii="Arial" w:hAnsi="Arial" w:cs="Arial"/>
+          <w:b/>
+          <w:bCs/>
+          <w:color w:val="000000" w:themeColor="text1"/>
+          <w:sz w:val="20"/>
+          <w:szCs w:val="20"/>
+          <w:lang w:val="en-US"/>
+        </w:rPr>
+        <w:t>Collection of pre - initialized threads which perform task</w:t>
+      </w:r>
+    </w:p>
+    <w:p>
+      <w:pPr>
+        <w:numPr>
+          <w:ilvl w:val="0"/>
+          <w:numId w:val="0"/>
+        </w:numPr>
+        <w:ind w:leftChars="0"/>
+        <w:rPr>
+          <w:rFonts w:hint="default" w:ascii="Arial" w:hAnsi="Arial" w:cs="Arial"/>
+          <w:b/>
+          <w:bCs/>
+          <w:color w:val="000000" w:themeColor="text1"/>
+          <w:sz w:val="20"/>
+          <w:szCs w:val="20"/>
+          <w:lang w:val="en-US"/>
+        </w:rPr>
+      </w:pPr>
+    </w:p>
+    <w:p>
+      <w:pPr>
+        <w:rPr>
+          <w:rFonts w:hint="default" w:ascii="Arial" w:hAnsi="Arial" w:cs="Arial"/>
+          <w:b/>
+          <w:bCs/>
+          <w:color w:val="000000" w:themeColor="text1"/>
+          <w:sz w:val="20"/>
+          <w:szCs w:val="20"/>
+          <w:lang w:val="en-US"/>
+        </w:rPr>
+      </w:pPr>
+      <w:r>
+        <w:rPr>
+          <w:rFonts w:hint="default" w:ascii="Arial" w:hAnsi="Arial" w:cs="Arial"/>
+          <w:b/>
+          <w:bCs/>
+          <w:color w:val="000000" w:themeColor="text1"/>
+          <w:sz w:val="20"/>
+          <w:szCs w:val="20"/>
+          <w:lang w:val="en-US"/>
+        </w:rPr>
+        <w:t>Why?</w:t>
+      </w:r>
+    </w:p>
+    <w:p>
+      <w:pPr>
+        <w:rPr>
+          <w:rFonts w:hint="default" w:ascii="Arial" w:hAnsi="Arial" w:cs="Arial"/>
+          <w:b/>
+          <w:bCs/>
+          <w:color w:val="000000" w:themeColor="text1"/>
+          <w:sz w:val="20"/>
+          <w:szCs w:val="20"/>
+          <w:lang w:val="en-US"/>
+        </w:rPr>
+      </w:pPr>
+    </w:p>
+    <w:p>
+      <w:pPr>
+        <w:numPr>
+          <w:ilvl w:val="0"/>
+          <w:numId w:val="2"/>
+        </w:numPr>
+        <w:ind w:left="420" w:leftChars="0" w:hanging="420" w:firstLineChars="0"/>
+        <w:rPr>
+          <w:rFonts w:hint="default" w:ascii="Arial" w:hAnsi="Arial" w:cs="Arial"/>
+          <w:b/>
+          <w:bCs/>
+          <w:color w:val="000000" w:themeColor="text1"/>
+          <w:sz w:val="20"/>
+          <w:szCs w:val="20"/>
+          <w:lang w:val="en-US"/>
+        </w:rPr>
+      </w:pPr>
+      <w:r>
+        <w:rPr>
+          <w:rFonts w:hint="default" w:ascii="Arial" w:hAnsi="Arial" w:cs="Arial"/>
+          <w:b/>
+          <w:bCs/>
+          <w:color w:val="000000" w:themeColor="text1"/>
+          <w:sz w:val="20"/>
+          <w:szCs w:val="20"/>
+          <w:lang w:val="en-US"/>
+        </w:rPr>
+        <w:t>Resource management [Creating new thread and destroying for each task might be expensive, using thread pool it will be mitigated]</w:t>
+      </w:r>
+    </w:p>
+    <w:p>
+      <w:pPr>
+        <w:numPr>
+          <w:ilvl w:val="0"/>
+          <w:numId w:val="0"/>
+        </w:numPr>
+        <w:ind w:leftChars="0"/>
+        <w:rPr>
+          <w:rFonts w:hint="default" w:ascii="Arial" w:hAnsi="Arial" w:cs="Arial"/>
+          <w:b/>
+          <w:bCs/>
+          <w:color w:val="000000" w:themeColor="text1"/>
+          <w:sz w:val="20"/>
+          <w:szCs w:val="20"/>
+          <w:lang w:val="en-US"/>
+        </w:rPr>
+      </w:pPr>
+    </w:p>
+    <w:p>
+      <w:pPr>
+        <w:numPr>
+          <w:ilvl w:val="0"/>
+          <w:numId w:val="2"/>
+        </w:numPr>
+        <w:ind w:left="420" w:leftChars="0" w:hanging="420" w:firstLineChars="0"/>
+        <w:rPr>
+          <w:rFonts w:hint="default" w:ascii="Arial" w:hAnsi="Arial" w:cs="Arial"/>
+          <w:b/>
+          <w:bCs/>
+          <w:color w:val="000000" w:themeColor="text1"/>
+          <w:sz w:val="20"/>
+          <w:szCs w:val="20"/>
+          <w:lang w:val="en-US"/>
+        </w:rPr>
+      </w:pPr>
+      <w:r>
+        <w:rPr>
+          <w:rFonts w:hint="default" w:ascii="Arial" w:hAnsi="Arial" w:cs="Arial"/>
+          <w:b/>
+          <w:bCs/>
+          <w:color w:val="000000" w:themeColor="text1"/>
+          <w:sz w:val="20"/>
+          <w:szCs w:val="20"/>
+          <w:lang w:val="en-US"/>
+        </w:rPr>
+        <w:t>Response time [As thread are already there, resource management already done it will increase response time]</w:t>
+      </w:r>
+    </w:p>
+    <w:p>
+      <w:pPr>
+        <w:numPr>
+          <w:ilvl w:val="0"/>
+          <w:numId w:val="0"/>
+        </w:numPr>
+        <w:ind w:leftChars="0"/>
+        <w:rPr>
+          <w:rFonts w:hint="default" w:ascii="Arial" w:hAnsi="Arial" w:cs="Arial"/>
+          <w:b/>
+          <w:bCs/>
+          <w:color w:val="000000" w:themeColor="text1"/>
+          <w:sz w:val="20"/>
+          <w:szCs w:val="20"/>
+          <w:lang w:val="en-US"/>
+        </w:rPr>
+      </w:pPr>
+    </w:p>
+    <w:p>
+      <w:pPr>
+        <w:numPr>
+          <w:ilvl w:val="0"/>
+          <w:numId w:val="2"/>
+        </w:numPr>
+        <w:ind w:left="420" w:leftChars="0" w:hanging="420" w:firstLineChars="0"/>
+        <w:rPr>
+          <w:rFonts w:hint="default" w:ascii="Arial" w:hAnsi="Arial" w:cs="Arial"/>
+          <w:b/>
+          <w:bCs/>
+          <w:color w:val="000000" w:themeColor="text1"/>
+          <w:sz w:val="20"/>
+          <w:szCs w:val="20"/>
+          <w:lang w:val="en-US"/>
+        </w:rPr>
+      </w:pPr>
+      <w:r>
+        <w:rPr>
+          <w:rFonts w:hint="default" w:ascii="Arial" w:hAnsi="Arial" w:cs="Arial"/>
+          <w:b/>
+          <w:bCs/>
+          <w:color w:val="000000" w:themeColor="text1"/>
+          <w:sz w:val="20"/>
+          <w:szCs w:val="20"/>
+          <w:lang w:val="en-US"/>
+        </w:rPr>
+        <w:t>Control over thread count [It will not create thousands of thread, we able to control for particular task how many threads can allocated]</w:t>
+      </w:r>
+    </w:p>
+    <w:p>
+      <w:pPr>
+        <w:numPr>
+          <w:ilvl w:val="0"/>
+          <w:numId w:val="0"/>
+        </w:numPr>
+        <w:ind w:leftChars="0"/>
+        <w:rPr>
+          <w:rFonts w:hint="default" w:ascii="Arial" w:hAnsi="Arial" w:cs="Arial"/>
+          <w:b/>
+          <w:bCs/>
+          <w:color w:val="000000" w:themeColor="text1"/>
+          <w:sz w:val="20"/>
+          <w:szCs w:val="20"/>
+          <w:lang w:val="en-US"/>
+        </w:rPr>
+      </w:pPr>
+    </w:p>
+    <w:p>
+      <w:pPr>
+        <w:numPr>
+          <w:ilvl w:val="0"/>
+          <w:numId w:val="0"/>
+        </w:numPr>
+        <w:ind w:leftChars="0"/>
+        <w:rPr>
+          <w:rFonts w:hint="default" w:ascii="Arial" w:hAnsi="Arial" w:cs="Arial"/>
+          <w:b/>
+          <w:bCs/>
+          <w:color w:val="000000" w:themeColor="text1"/>
+          <w:sz w:val="20"/>
+          <w:szCs w:val="20"/>
+          <w:lang w:val="en-US"/>
+        </w:rPr>
+      </w:pPr>
+    </w:p>
+    <w:p>
+      <w:pPr>
+        <w:numPr>
+          <w:ilvl w:val="0"/>
+          <w:numId w:val="0"/>
+        </w:numPr>
+        <w:ind w:leftChars="0"/>
+        <w:rPr>
+          <w:rFonts w:hint="default" w:ascii="Arial" w:hAnsi="Arial" w:cs="Arial"/>
+          <w:b/>
+          <w:bCs/>
+          <w:color w:val="000000" w:themeColor="text1"/>
+          <w:sz w:val="20"/>
+          <w:szCs w:val="20"/>
+          <w:lang w:val="en-US"/>
+        </w:rPr>
+      </w:pPr>
+    </w:p>
+    <w:p>
+      <w:pPr>
+        <w:rPr>
+          <w:rFonts w:hint="default" w:ascii="Arial" w:hAnsi="Arial" w:cs="Arial"/>
+          <w:b/>
+          <w:bCs/>
+          <w:color w:val="000000" w:themeColor="text1"/>
+          <w:sz w:val="24"/>
+          <w:szCs w:val="24"/>
+          <w:lang w:val="en-US"/>
+        </w:rPr>
+      </w:pPr>
+      <w:r>
+        <w:rPr>
+          <w:rFonts w:hint="default" w:ascii="Arial" w:hAnsi="Arial" w:cs="Arial"/>
+          <w:b/>
+          <w:bCs/>
+          <w:color w:val="000000" w:themeColor="text1"/>
+          <w:sz w:val="24"/>
+          <w:szCs w:val="24"/>
+          <w:lang w:val="en-US"/>
+        </w:rPr>
+        <w:t>EXECUTORS:</w:t>
+      </w:r>
+    </w:p>
+    <w:p>
+      <w:r>
+        <w:drawing>
+          <wp:inline distT="0" distB="0" distL="114300" distR="114300">
+            <wp:extent cx="5268595" cy="2526030"/>
+            <wp:effectExtent l="0" t="0" r="4445" b="3810"/>
+            <wp:docPr id="10" name="Picture 1"/>
+            <wp:cNvGraphicFramePr>
+              <a:graphicFrameLocks xmlns:a="http://schemas.openxmlformats.org/drawingml/2006/main" noChangeAspect="1"/>
+            </wp:cNvGraphicFramePr>
+            <a:graphic xmlns:a="http://schemas.openxmlformats.org/drawingml/2006/main">
+              <a:graphicData uri="http://schemas.openxmlformats.org/drawingml/2006/picture">
+                <pic:pic xmlns:pic="http://schemas.openxmlformats.org/drawingml/2006/picture">
+                  <pic:nvPicPr>
+                    <pic:cNvPr id="10" name="Picture 1"/>
+                    <pic:cNvPicPr>
+                      <a:picLocks noChangeAspect="1"/>
+                    </pic:cNvPicPr>
+                  </pic:nvPicPr>
+                  <pic:blipFill>
+                    <a:blip r:embed="rId21"/>
+                    <a:stretch>
+                      <a:fillRect/>
+                    </a:stretch>
+                  </pic:blipFill>
+                  <pic:spPr>
+                    <a:xfrm>
+                      <a:off x="0" y="0"/>
+                      <a:ext cx="5268595" cy="2526030"/>
+                    </a:xfrm>
+                    <a:prstGeom prst="rect">
+                      <a:avLst/>
+                    </a:prstGeom>
+                    <a:noFill/>
+                    <a:ln>
+                      <a:noFill/>
+                    </a:ln>
+                  </pic:spPr>
+                </pic:pic>
+              </a:graphicData>
+            </a:graphic>
+          </wp:inline>
+        </w:drawing>
+      </w:r>
+    </w:p>
+    <w:p/>
+    <w:p>
+      <w:pPr>
+        <w:rPr>
+          <w:rFonts w:hint="default" w:ascii="Arial" w:hAnsi="Arial" w:cs="Arial"/>
+          <w:b/>
+          <w:bCs/>
+          <w:color w:val="000000" w:themeColor="text1"/>
+          <w:sz w:val="20"/>
+          <w:szCs w:val="20"/>
+          <w:lang w:val="en-US"/>
+        </w:rPr>
+      </w:pPr>
+      <w:r>
+        <w:rPr>
+          <w:rFonts w:hint="default" w:ascii="Arial" w:hAnsi="Arial" w:cs="Arial"/>
+          <w:b/>
+          <w:bCs/>
+          <w:color w:val="000000" w:themeColor="text1"/>
+          <w:sz w:val="20"/>
+          <w:szCs w:val="20"/>
+          <w:lang w:val="en-US"/>
+        </w:rPr>
+        <w:t>Problems prior to Executor framework:</w:t>
+      </w:r>
+    </w:p>
+    <w:p>
+      <w:pPr>
+        <w:rPr>
+          <w:rFonts w:hint="default" w:ascii="Arial" w:hAnsi="Arial" w:cs="Arial"/>
+          <w:b/>
+          <w:bCs/>
+          <w:color w:val="000000" w:themeColor="text1"/>
+          <w:sz w:val="20"/>
+          <w:szCs w:val="20"/>
+          <w:lang w:val="en-US"/>
+        </w:rPr>
+      </w:pPr>
+    </w:p>
+    <w:p>
+      <w:r>
+        <w:drawing>
+          <wp:inline distT="0" distB="0" distL="114300" distR="114300">
+            <wp:extent cx="5271135" cy="2592070"/>
+            <wp:effectExtent l="0" t="0" r="1905" b="13970"/>
+            <wp:docPr id="11" name="Picture 2"/>
+            <wp:cNvGraphicFramePr>
+              <a:graphicFrameLocks xmlns:a="http://schemas.openxmlformats.org/drawingml/2006/main" noChangeAspect="1"/>
+            </wp:cNvGraphicFramePr>
+            <a:graphic xmlns:a="http://schemas.openxmlformats.org/drawingml/2006/main">
+              <a:graphicData uri="http://schemas.openxmlformats.org/drawingml/2006/picture">
+                <pic:pic xmlns:pic="http://schemas.openxmlformats.org/drawingml/2006/picture">
+                  <pic:nvPicPr>
+                    <pic:cNvPr id="11" name="Picture 2"/>
+                    <pic:cNvPicPr>
+                      <a:picLocks noChangeAspect="1"/>
+                    </pic:cNvPicPr>
+                  </pic:nvPicPr>
+                  <pic:blipFill>
+                    <a:blip r:embed="rId22"/>
+                    <a:stretch>
+                      <a:fillRect/>
+                    </a:stretch>
+                  </pic:blipFill>
+                  <pic:spPr>
+                    <a:xfrm>
+                      <a:off x="0" y="0"/>
+                      <a:ext cx="5271135" cy="2592070"/>
+                    </a:xfrm>
+                    <a:prstGeom prst="rect">
+                      <a:avLst/>
+                    </a:prstGeom>
+                    <a:noFill/>
+                    <a:ln>
+                      <a:noFill/>
+                    </a:ln>
+                  </pic:spPr>
+                </pic:pic>
+              </a:graphicData>
+            </a:graphic>
+          </wp:inline>
+        </w:drawing>
+      </w:r>
+    </w:p>
+    <w:p/>
+    <w:p>
+      <w:pPr>
+        <w:rPr>
+          <w:rFonts w:hint="default"/>
+          <w:lang w:val="en-US"/>
+        </w:rPr>
+      </w:pPr>
+      <w:r>
+        <w:drawing>
+          <wp:inline distT="0" distB="0" distL="114300" distR="114300">
+            <wp:extent cx="5272405" cy="2018665"/>
+            <wp:effectExtent l="0" t="0" r="635" b="8255"/>
+            <wp:docPr id="12" name="Picture 3"/>
+            <wp:cNvGraphicFramePr>
+              <a:graphicFrameLocks xmlns:a="http://schemas.openxmlformats.org/drawingml/2006/main" noChangeAspect="1"/>
+            </wp:cNvGraphicFramePr>
+            <a:graphic xmlns:a="http://schemas.openxmlformats.org/drawingml/2006/main">
+              <a:graphicData uri="http://schemas.openxmlformats.org/drawingml/2006/picture">
+                <pic:pic xmlns:pic="http://schemas.openxmlformats.org/drawingml/2006/picture">
+                  <pic:nvPicPr>
+                    <pic:cNvPr id="12" name="Picture 3"/>
+                    <pic:cNvPicPr>
+                      <a:picLocks noChangeAspect="1"/>
+                    </pic:cNvPicPr>
+                  </pic:nvPicPr>
+                  <pic:blipFill>
+                    <a:blip r:embed="rId23"/>
+                    <a:stretch>
+                      <a:fillRect/>
+                    </a:stretch>
+                  </pic:blipFill>
+                  <pic:spPr>
+                    <a:xfrm>
+                      <a:off x="0" y="0"/>
+                      <a:ext cx="5272405" cy="2018665"/>
+                    </a:xfrm>
+                    <a:prstGeom prst="rect">
+                      <a:avLst/>
+                    </a:prstGeom>
+                    <a:noFill/>
+                    <a:ln>
+                      <a:noFill/>
+                    </a:ln>
+                  </pic:spPr>
+                </pic:pic>
+              </a:graphicData>
+            </a:graphic>
+          </wp:inline>
+        </w:drawing>
+      </w:r>
+    </w:p>
+    <w:p>
+      <w:pPr>
+        <w:numPr>
+          <w:ilvl w:val="0"/>
+          <w:numId w:val="0"/>
+        </w:numPr>
+        <w:ind w:leftChars="0"/>
+        <w:rPr>
+          <w:rFonts w:hint="default" w:ascii="Arial" w:hAnsi="Arial" w:cs="Arial"/>
+          <w:b/>
+          <w:bCs/>
+          <w:color w:val="000000" w:themeColor="text1"/>
+          <w:sz w:val="20"/>
+          <w:szCs w:val="20"/>
+          <w:lang w:val="en-US"/>
+        </w:rPr>
+      </w:pPr>
+    </w:p>
+    <w:p>
+      <w:pPr>
+        <w:numPr>
+          <w:ilvl w:val="0"/>
+          <w:numId w:val="0"/>
+        </w:numPr>
+        <w:ind w:leftChars="0"/>
+        <w:rPr>
+          <w:rFonts w:hint="default" w:ascii="Arial" w:hAnsi="Arial" w:cs="Arial"/>
+          <w:b/>
+          <w:bCs/>
+          <w:color w:val="000000" w:themeColor="text1"/>
+          <w:sz w:val="20"/>
+          <w:szCs w:val="20"/>
+          <w:lang w:val="en-US"/>
+        </w:rPr>
+      </w:pPr>
+    </w:p>
+    <w:p>
+      <w:pPr>
+        <w:rPr>
+          <w:rFonts w:hint="default" w:ascii="Arial" w:hAnsi="Arial"/>
+          <w:b/>
+          <w:bCs/>
+          <w:color w:val="FF0000"/>
+          <w:lang w:val="en-US"/>
+        </w:rPr>
+      </w:pPr>
+      <w:r>
+        <w:rPr>
+          <w:rFonts w:hint="default" w:ascii="Arial" w:hAnsi="Arial"/>
+          <w:b/>
+          <w:bCs/>
+          <w:lang w:val="en-US"/>
+        </w:rPr>
+        <w:t>Ex:</w:t>
+      </w:r>
+      <w:r>
+        <w:rPr>
+          <w:rFonts w:hint="default" w:ascii="Arial" w:hAnsi="Arial"/>
+          <w:b/>
+          <w:bCs/>
+          <w:color w:val="FF0000"/>
+          <w:lang w:val="en-US"/>
+        </w:rPr>
+        <w:t xml:space="preserve">  </w:t>
+      </w:r>
+      <w:r>
+        <w:rPr>
+          <w:rFonts w:hint="default" w:ascii="Arial" w:hAnsi="Arial"/>
+          <w:b/>
+          <w:bCs/>
+          <w:color w:val="FF0000"/>
+        </w:rPr>
+        <w:t>com/swapnil/multithreading/ex</w:t>
+      </w:r>
+      <w:r>
+        <w:rPr>
+          <w:rFonts w:hint="default" w:ascii="Arial" w:hAnsi="Arial"/>
+          <w:b/>
+          <w:bCs/>
+          <w:color w:val="FF0000"/>
+          <w:lang w:val="en-US"/>
+        </w:rPr>
+        <w:t>16</w:t>
+      </w:r>
+    </w:p>
+    <w:p>
+      <w:pPr>
+        <w:rPr>
+          <w:rFonts w:hint="default" w:ascii="Arial" w:hAnsi="Arial"/>
+          <w:b/>
+          <w:bCs/>
+          <w:color w:val="FF0000"/>
+          <w:lang w:val="en-US"/>
+        </w:rPr>
+      </w:pPr>
+    </w:p>
+    <w:p>
+      <w:pPr>
+        <w:rPr>
+          <w:rFonts w:hint="default" w:ascii="Arial" w:hAnsi="Arial"/>
+          <w:b/>
+          <w:bCs/>
+          <w:color w:val="FF0000"/>
+          <w:lang w:val="en-US"/>
+        </w:rPr>
+      </w:pPr>
+    </w:p>
+    <w:p>
+      <w:pPr>
+        <w:rPr>
+          <w:rFonts w:hint="default" w:ascii="Arial" w:hAnsi="Arial"/>
+          <w:b/>
+          <w:bCs/>
+          <w:color w:val="FF0000"/>
+          <w:lang w:val="en-US"/>
+        </w:rPr>
+      </w:pPr>
+    </w:p>
+    <w:p>
+      <w:pPr>
+        <w:rPr>
+          <w:rFonts w:hint="default" w:ascii="Arial" w:hAnsi="Arial"/>
+          <w:b/>
+          <w:bCs/>
+          <w:color w:val="FF0000"/>
+          <w:lang w:val="en-US"/>
+        </w:rPr>
+      </w:pPr>
+    </w:p>
+    <w:p>
+      <w:pPr>
+        <w:rPr>
+          <w:rFonts w:hint="default" w:ascii="Arial" w:hAnsi="Arial" w:cs="Arial"/>
+          <w:b/>
+          <w:bCs/>
+          <w:color w:val="000000" w:themeColor="text1"/>
+          <w:sz w:val="24"/>
+          <w:szCs w:val="24"/>
+          <w:lang w:val="en-US"/>
+        </w:rPr>
+      </w:pPr>
+      <w:r>
+        <w:rPr>
+          <w:rFonts w:hint="default" w:ascii="Arial" w:hAnsi="Arial" w:cs="Arial"/>
+          <w:b/>
+          <w:bCs/>
+          <w:color w:val="000000" w:themeColor="text1"/>
+          <w:sz w:val="24"/>
+          <w:szCs w:val="24"/>
+          <w:lang w:val="en-US"/>
+        </w:rPr>
+        <w:t>RUNNABLE Vs CALLABLE:</w:t>
+      </w:r>
+    </w:p>
+    <w:p>
+      <w:pPr>
+        <w:rPr>
+          <w:rFonts w:hint="default" w:ascii="Arial" w:hAnsi="Arial" w:cs="Arial"/>
+          <w:b/>
+          <w:bCs/>
+          <w:color w:val="000000" w:themeColor="text1"/>
+          <w:sz w:val="24"/>
+          <w:szCs w:val="24"/>
+          <w:lang w:val="en-US"/>
+        </w:rPr>
+      </w:pPr>
+    </w:p>
+    <w:p>
+      <w:r>
+        <w:drawing>
+          <wp:inline distT="0" distB="0" distL="114300" distR="114300">
+            <wp:extent cx="5269865" cy="2146300"/>
+            <wp:effectExtent l="0" t="0" r="3175" b="2540"/>
+            <wp:docPr id="13" name="Picture 4"/>
+            <wp:cNvGraphicFramePr>
+              <a:graphicFrameLocks xmlns:a="http://schemas.openxmlformats.org/drawingml/2006/main" noChangeAspect="1"/>
+            </wp:cNvGraphicFramePr>
+            <a:graphic xmlns:a="http://schemas.openxmlformats.org/drawingml/2006/main">
+              <a:graphicData uri="http://schemas.openxmlformats.org/drawingml/2006/picture">
+                <pic:pic xmlns:pic="http://schemas.openxmlformats.org/drawingml/2006/picture">
+                  <pic:nvPicPr>
+                    <pic:cNvPr id="13" name="Picture 4"/>
+                    <pic:cNvPicPr>
+                      <a:picLocks noChangeAspect="1"/>
+                    </pic:cNvPicPr>
+                  </pic:nvPicPr>
+                  <pic:blipFill>
+                    <a:blip r:embed="rId24"/>
+                    <a:stretch>
+                      <a:fillRect/>
+                    </a:stretch>
+                  </pic:blipFill>
+                  <pic:spPr>
+                    <a:xfrm>
+                      <a:off x="0" y="0"/>
+                      <a:ext cx="5269865" cy="2146300"/>
+                    </a:xfrm>
+                    <a:prstGeom prst="rect">
+                      <a:avLst/>
+                    </a:prstGeom>
+                    <a:noFill/>
+                    <a:ln>
+                      <a:noFill/>
+                    </a:ln>
+                  </pic:spPr>
+                </pic:pic>
+              </a:graphicData>
+            </a:graphic>
+          </wp:inline>
+        </w:drawing>
+      </w:r>
+    </w:p>
+    <w:p/>
+    <w:p>
+      <w:pPr>
+        <w:rPr>
+          <w:rFonts w:hint="default"/>
+          <w:lang w:val="en-US"/>
+        </w:rPr>
+      </w:pPr>
+    </w:p>
+    <w:p>
+      <w:pPr>
+        <w:rPr>
+          <w:rFonts w:hint="default" w:ascii="Arial" w:hAnsi="Arial"/>
+          <w:b/>
+          <w:bCs/>
+          <w:color w:val="FF0000"/>
+          <w:lang w:val="en-US"/>
+        </w:rPr>
+      </w:pPr>
+      <w:r>
+        <w:rPr>
+          <w:rFonts w:hint="default" w:ascii="Arial" w:hAnsi="Arial"/>
+          <w:b/>
+          <w:bCs/>
+          <w:lang w:val="en-US"/>
+        </w:rPr>
+        <w:t>Ex:</w:t>
+      </w:r>
+      <w:r>
+        <w:rPr>
+          <w:rFonts w:hint="default" w:ascii="Arial" w:hAnsi="Arial"/>
+          <w:b/>
+          <w:bCs/>
+          <w:color w:val="FF0000"/>
+          <w:lang w:val="en-US"/>
+        </w:rPr>
+        <w:t xml:space="preserve">  </w:t>
+      </w:r>
+      <w:r>
+        <w:rPr>
+          <w:rFonts w:hint="default" w:ascii="Arial" w:hAnsi="Arial"/>
+          <w:b/>
+          <w:bCs/>
+          <w:color w:val="FF0000"/>
+        </w:rPr>
+        <w:t>com/swapnil/multithreading/ex</w:t>
+      </w:r>
+      <w:r>
+        <w:rPr>
+          <w:rFonts w:hint="default" w:ascii="Arial" w:hAnsi="Arial"/>
+          <w:b/>
+          <w:bCs/>
+          <w:color w:val="FF0000"/>
+          <w:lang w:val="en-US"/>
+        </w:rPr>
+        <w:t>17</w:t>
+      </w:r>
+    </w:p>
+    <w:p>
+      <w:pPr>
+        <w:rPr>
+          <w:rFonts w:hint="default" w:ascii="Arial" w:hAnsi="Arial"/>
+          <w:b/>
+          <w:bCs/>
+          <w:color w:val="FF0000"/>
+          <w:lang w:val="en-US"/>
+        </w:rPr>
+      </w:pPr>
+    </w:p>
+    <w:p>
+      <w:pPr>
+        <w:rPr>
+          <w:rFonts w:hint="default" w:ascii="Arial" w:hAnsi="Arial" w:cs="Arial"/>
+          <w:b/>
+          <w:bCs/>
+          <w:color w:val="000000" w:themeColor="text1"/>
+          <w:sz w:val="20"/>
+          <w:szCs w:val="20"/>
+          <w:lang w:val="en-US"/>
+        </w:rPr>
+      </w:pPr>
+    </w:p>
+    <w:p>
+      <w:pPr>
+        <w:rPr>
+          <w:rFonts w:hint="default" w:ascii="Arial" w:hAnsi="Arial"/>
+          <w:b/>
+          <w:bCs/>
+          <w:color w:val="auto"/>
+          <w:lang w:val="en-US"/>
+        </w:rPr>
+      </w:pPr>
+    </w:p>
+    <w:p>
+      <w:pPr>
+        <w:rPr>
+          <w:rFonts w:hint="default" w:ascii="Arial" w:hAnsi="Arial" w:cs="Arial"/>
+          <w:b/>
+          <w:bCs/>
+          <w:color w:val="000000" w:themeColor="text1"/>
+          <w:sz w:val="24"/>
+          <w:szCs w:val="24"/>
+          <w:lang w:val="en-US"/>
+        </w:rPr>
+      </w:pPr>
+      <w:r>
+        <w:rPr>
+          <w:rFonts w:hint="default" w:ascii="Arial" w:hAnsi="Arial" w:cs="Arial"/>
+          <w:b/>
+          <w:bCs/>
+          <w:color w:val="000000" w:themeColor="text1"/>
+          <w:sz w:val="24"/>
+          <w:szCs w:val="24"/>
+          <w:lang w:val="en-US"/>
+        </w:rPr>
+        <w:t>COUNTDOWNLATCH VS CYCLICBARRIER:</w:t>
+      </w:r>
+    </w:p>
+    <w:p>
+      <w:pPr>
+        <w:rPr>
+          <w:rFonts w:hint="default" w:ascii="Arial" w:hAnsi="Arial" w:cs="Arial"/>
+          <w:b/>
+          <w:bCs/>
+          <w:color w:val="000000" w:themeColor="text1"/>
+          <w:sz w:val="24"/>
+          <w:szCs w:val="24"/>
+          <w:lang w:val="en-US"/>
+        </w:rPr>
+      </w:pPr>
+    </w:p>
+    <w:p>
+      <w:pPr>
+        <w:rPr>
+          <w:rFonts w:hint="default" w:ascii="Arial" w:hAnsi="Arial" w:cs="Arial"/>
+          <w:b/>
+          <w:bCs/>
+          <w:color w:val="000000" w:themeColor="text1"/>
+          <w:sz w:val="24"/>
+          <w:szCs w:val="24"/>
+          <w:lang w:val="en-US"/>
+        </w:rPr>
+      </w:pPr>
+    </w:p>
+    <w:p>
+      <w:pPr>
+        <w:rPr>
+          <w:rFonts w:hint="default" w:ascii="Arial" w:hAnsi="Arial"/>
+          <w:b/>
+          <w:bCs/>
+          <w:color w:val="FF0000"/>
+          <w:lang w:val="en-US"/>
+        </w:rPr>
+      </w:pPr>
+      <w:r>
+        <w:rPr>
+          <w:rFonts w:hint="default" w:ascii="Arial" w:hAnsi="Arial"/>
+          <w:b/>
+          <w:bCs/>
+          <w:lang w:val="en-US"/>
+        </w:rPr>
+        <w:t>Ex:</w:t>
+      </w:r>
+      <w:r>
+        <w:rPr>
+          <w:rFonts w:hint="default" w:ascii="Arial" w:hAnsi="Arial"/>
+          <w:b/>
+          <w:bCs/>
+          <w:color w:val="FF0000"/>
+          <w:lang w:val="en-US"/>
+        </w:rPr>
+        <w:t xml:space="preserve">  </w:t>
+      </w:r>
+      <w:r>
+        <w:rPr>
+          <w:rFonts w:hint="default" w:ascii="Arial" w:hAnsi="Arial"/>
+          <w:b/>
+          <w:bCs/>
+          <w:color w:val="FF0000"/>
+        </w:rPr>
+        <w:t>com/swapnil/multithreading/ex</w:t>
+      </w:r>
+      <w:r>
+        <w:rPr>
+          <w:rFonts w:hint="default" w:ascii="Arial" w:hAnsi="Arial"/>
+          <w:b/>
+          <w:bCs/>
+          <w:color w:val="FF0000"/>
+          <w:lang w:val="en-US"/>
+        </w:rPr>
+        <w:t>18</w:t>
+      </w:r>
+    </w:p>
+    <w:p>
+      <w:pPr>
+        <w:rPr>
+          <w:rFonts w:hint="default" w:ascii="Arial" w:hAnsi="Arial"/>
+          <w:b/>
+          <w:bCs/>
+          <w:color w:val="FF0000"/>
+          <w:lang w:val="en-US"/>
+        </w:rPr>
+      </w:pPr>
+    </w:p>
+    <w:p>
+      <w:pPr>
+        <w:rPr>
+          <w:rFonts w:hint="default" w:ascii="Arial" w:hAnsi="Arial"/>
+          <w:b/>
+          <w:bCs/>
+          <w:color w:val="FF0000"/>
+          <w:lang w:val="en-US"/>
+        </w:rPr>
+      </w:pPr>
+    </w:p>
+    <w:p>
+      <w:pPr>
+        <w:rPr>
+          <w:rFonts w:hint="default" w:ascii="Arial" w:hAnsi="Arial" w:cs="Arial"/>
+          <w:b/>
+          <w:bCs/>
+          <w:color w:val="000000" w:themeColor="text1"/>
+          <w:sz w:val="24"/>
+          <w:szCs w:val="24"/>
+          <w:lang w:val="en-US"/>
+        </w:rPr>
+      </w:pPr>
+      <w:r>
+        <w:rPr>
+          <w:rFonts w:hint="default" w:ascii="Arial" w:hAnsi="Arial" w:cs="Arial"/>
+          <w:b/>
+          <w:bCs/>
+          <w:color w:val="000000" w:themeColor="text1"/>
+          <w:sz w:val="24"/>
+          <w:szCs w:val="24"/>
+          <w:lang w:val="en-US"/>
+        </w:rPr>
+        <w:t>COMPLETABLEFUTURE:</w:t>
+      </w:r>
+    </w:p>
+    <w:p>
+      <w:pPr>
+        <w:rPr>
+          <w:rFonts w:hint="default" w:ascii="Arial" w:hAnsi="Arial" w:cs="Arial"/>
+          <w:b/>
+          <w:bCs/>
+          <w:color w:val="000000" w:themeColor="text1"/>
+          <w:sz w:val="24"/>
+          <w:szCs w:val="24"/>
+          <w:lang w:val="en-US"/>
+        </w:rPr>
+      </w:pPr>
+    </w:p>
+    <w:p>
+      <w:pPr>
+        <w:rPr>
+          <w:rFonts w:hint="default" w:ascii="Arial" w:hAnsi="Arial" w:cs="Arial"/>
+          <w:b/>
+          <w:bCs/>
+          <w:color w:val="000000" w:themeColor="text1"/>
+          <w:sz w:val="24"/>
+          <w:szCs w:val="24"/>
+          <w:lang w:val="en-US"/>
+        </w:rPr>
+      </w:pPr>
+    </w:p>
+    <w:p>
+      <w:pPr>
+        <w:rPr>
+          <w:rFonts w:hint="default" w:ascii="Arial" w:hAnsi="Arial"/>
+          <w:b/>
+          <w:bCs/>
+          <w:color w:val="FF0000"/>
+          <w:lang w:val="en-US"/>
+        </w:rPr>
+      </w:pPr>
+      <w:r>
+        <w:rPr>
+          <w:rFonts w:hint="default" w:ascii="Arial" w:hAnsi="Arial"/>
+          <w:b/>
+          <w:bCs/>
+          <w:lang w:val="en-US"/>
+        </w:rPr>
+        <w:t>Ex:</w:t>
+      </w:r>
+      <w:r>
+        <w:rPr>
+          <w:rFonts w:hint="default" w:ascii="Arial" w:hAnsi="Arial"/>
+          <w:b/>
+          <w:bCs/>
+          <w:color w:val="FF0000"/>
+          <w:lang w:val="en-US"/>
+        </w:rPr>
+        <w:t xml:space="preserve">  </w:t>
+      </w:r>
+      <w:r>
+        <w:rPr>
+          <w:rFonts w:hint="default" w:ascii="Arial" w:hAnsi="Arial"/>
+          <w:b/>
+          <w:bCs/>
+          <w:color w:val="FF0000"/>
+        </w:rPr>
+        <w:t>com/swapnil/multithreading/ex</w:t>
+      </w:r>
+      <w:r>
+        <w:rPr>
+          <w:rFonts w:hint="default" w:ascii="Arial" w:hAnsi="Arial"/>
+          <w:b/>
+          <w:bCs/>
+          <w:color w:val="FF0000"/>
+          <w:lang w:val="en-US"/>
+        </w:rPr>
+        <w:t>19</w:t>
+      </w:r>
+    </w:p>
+    <w:p>
+      <w:pPr>
+        <w:rPr>
+          <w:rFonts w:hint="default" w:ascii="Arial" w:hAnsi="Arial"/>
+          <w:b/>
+          <w:bCs/>
+          <w:color w:val="FF0000"/>
+          <w:lang w:val="en-US"/>
+        </w:rPr>
+      </w:pPr>
+    </w:p>
+    <w:p>
+      <w:r>
+        <w:drawing>
+          <wp:inline distT="0" distB="0" distL="114300" distR="114300">
+            <wp:extent cx="5265420" cy="790575"/>
+            <wp:effectExtent l="0" t="0" r="7620" b="1905"/>
+            <wp:docPr id="14" name="Picture 1"/>
+            <wp:cNvGraphicFramePr>
+              <a:graphicFrameLocks xmlns:a="http://schemas.openxmlformats.org/drawingml/2006/main" noChangeAspect="1"/>
+            </wp:cNvGraphicFramePr>
+            <a:graphic xmlns:a="http://schemas.openxmlformats.org/drawingml/2006/main">
+              <a:graphicData uri="http://schemas.openxmlformats.org/drawingml/2006/picture">
+                <pic:pic xmlns:pic="http://schemas.openxmlformats.org/drawingml/2006/picture">
+                  <pic:nvPicPr>
+                    <pic:cNvPr id="14" name="Picture 1"/>
+                    <pic:cNvPicPr>
+                      <a:picLocks noChangeAspect="1"/>
+                    </pic:cNvPicPr>
+                  </pic:nvPicPr>
+                  <pic:blipFill>
+                    <a:blip r:embed="rId25"/>
+                    <a:stretch>
+                      <a:fillRect/>
+                    </a:stretch>
+                  </pic:blipFill>
+                  <pic:spPr>
+                    <a:xfrm>
+                      <a:off x="0" y="0"/>
+                      <a:ext cx="5265420" cy="790575"/>
+                    </a:xfrm>
+                    <a:prstGeom prst="rect">
+                      <a:avLst/>
+                    </a:prstGeom>
+                    <a:noFill/>
+                    <a:ln>
+                      <a:noFill/>
+                    </a:ln>
+                  </pic:spPr>
+                </pic:pic>
+              </a:graphicData>
+            </a:graphic>
+          </wp:inline>
+        </w:drawing>
+      </w:r>
+    </w:p>
+    <w:p>
+      <w:pPr>
+        <w:rPr>
+          <w:rFonts w:hint="default"/>
+          <w:lang w:val="en-US"/>
+        </w:rPr>
+      </w:pPr>
+    </w:p>
+    <w:p>
+      <w:pPr>
+        <w:rPr>
+          <w:rFonts w:hint="default" w:ascii="Arial" w:hAnsi="Arial" w:cs="Arial"/>
+          <w:b/>
+          <w:bCs/>
+          <w:color w:val="000000" w:themeColor="text1"/>
+          <w:sz w:val="20"/>
+          <w:szCs w:val="20"/>
+          <w:lang w:val="en-US"/>
+        </w:rPr>
+      </w:pPr>
+    </w:p>
+    <w:p>
+      <w:pPr>
+        <w:rPr>
+          <w:rFonts w:hint="default" w:ascii="Arial" w:hAnsi="Arial" w:cs="Arial"/>
+          <w:b/>
+          <w:bCs/>
+          <w:sz w:val="20"/>
+          <w:szCs w:val="20"/>
           <w:lang w:val="en-US"/>
         </w:rPr>
       </w:pPr>
@@ -6757,7 +8304,7 @@
   <w:docDefaults>
     <w:rPrDefault>
       <w:rPr>
-        <w:rFonts w:asciiTheme="minorHAnsi" w:hAnsiTheme="minorHAnsi" w:eastAsiaTheme="minorEastAsia" w:cstheme="minorBidi"/>
+        <w:rFonts w:ascii="Times New Roman" w:hAnsi="Times New Roman" w:eastAsia="SimSun" w:cs="Times New Roman"/>
       </w:rPr>
     </w:rPrDefault>
     <w:pPrDefault/>
